--- a/Dissertation_Skill_Gap_Updates.docx
+++ b/Dissertation_Skill_Gap_Updates.docx
@@ -770,6 +770,332 @@
         <w:t>Reimers, N. and Gurevych, I. (2019). Sentence-BERT: Sentence embeddings using Siamese BERT-networks. Proceedings of the 2019 Conference on Empirical Methods in Natural Language Processing (EMNLP 2019), pp. 3982–3992.</w:t>
       </w:r>
     </w:p>
+    <w:p>
+      <w:r>
+        <w:br w:type="page"/>
+      </w:r>
+    </w:p>
+    <w:p>
+      <w:pPr>
+        <w:spacing w:after="280"/>
+      </w:pPr>
+      <w:r>
+        <w:rPr>
+          <w:i/>
+          <w:sz w:val="20"/>
+        </w:rPr>
+        <w:t>The sections below document an additional refinement made after the initial skill gap redesign: domain-aware filtering via a cosine similarity threshold. These replacements are in addition to the updates in Sections 1–9 above.</w:t>
+      </w:r>
+    </w:p>
+    <w:p>
+      <w:pPr>
+        <w:pStyle w:val="Heading1"/>
+      </w:pPr>
+      <w:r>
+        <w:rPr>
+          <w:color w:val="1F497D"/>
+        </w:rPr>
+        <w:t>10.  Chapter 4 — GISMABERT Semantic Approach description</w:t>
+      </w:r>
+    </w:p>
+    <w:p>
+      <w:pPr>
+        <w:spacing w:before="240" w:after="40"/>
+      </w:pPr>
+      <w:r>
+        <w:rPr>
+          <w:b/>
+          <w:color w:val="FF6B00"/>
+          <w:sz w:val="18"/>
+        </w:rPr>
+        <w:t>ADD after the GISMABERT Semantic Similarity paragraph in Chapter 4</w:t>
+      </w:r>
+    </w:p>
+    <w:p>
+      <w:pPr>
+        <w:spacing w:after="80"/>
+      </w:pPr>
+      <w:r>
+        <w:rPr>
+          <w:i/>
+          <w:color w:val="707070"/>
+          <w:sz w:val="18"/>
+        </w:rPr>
+        <w:t>After the paragraph describing Approach B (GISMABERT Semantic), insert the following paragraph about domain filtering. This is a new paragraph — do NOT replace anything, just insert it immediately after the approach description.</w:t>
+      </w:r>
+    </w:p>
+    <w:p>
+      <w:pPr>
+        <w:spacing w:after="160"/>
+        <w:ind w:left="432"/>
+      </w:pPr>
+      <w:r>
+        <w:rPr>
+          <w:sz w:val="20"/>
+        </w:rPr>
+        <w:t>A domain filtering mechanism was introduced to prevent cross-domain skill contamination. Without filtering, a Computer Science student whose profile scores highest against software engineering jobs would still have Finance and HR jobs included in the top-K window, producing irrelevant recommendations such as 'SAP' or 'Excel'. To address this, a cosine similarity threshold of τ = 0.20 is applied: only jobs whose GISMABERT cosine similarity to the student profile exceeds τ contribute to the weighted skill counts. Since GISMABERT was fine-tuned across all nine GISMA programme domains, cross-domain similarity consistently falls in the range 0.05–0.18, while within-domain similarity falls in the range 0.35–0.65, placing τ = 0.20 cleanly in the separating gap. A cold-start fallback is retained: if fewer than five jobs exceed the threshold (sparse student profile), the top-five by raw similarity are used so the student still receives suggestions.</w:t>
+      </w:r>
+    </w:p>
+    <w:p>
+      <w:pPr>
+        <w:spacing w:before="120" w:after="120"/>
+      </w:pPr>
+      <w:r>
+        <w:rPr>
+          <w:color w:val="CCCCCC"/>
+          <w:sz w:val="16"/>
+        </w:rPr>
+        <w:t>──────────────────────────────────────────────────────────────────────────────────────────</w:t>
+      </w:r>
+    </w:p>
+    <w:p>
+      <w:pPr>
+        <w:pStyle w:val="Heading1"/>
+      </w:pPr>
+      <w:r>
+        <w:rPr>
+          <w:color w:val="1F497D"/>
+        </w:rPr>
+        <w:t>11.  Chapter 4 — RAG-Inspired Approach description</w:t>
+      </w:r>
+    </w:p>
+    <w:p>
+      <w:pPr>
+        <w:spacing w:before="240" w:after="40"/>
+      </w:pPr>
+      <w:r>
+        <w:rPr>
+          <w:b/>
+          <w:color w:val="FF6B00"/>
+          <w:sz w:val="18"/>
+        </w:rPr>
+        <w:t>REPLACE the RAG retrieval step description in Chapter 4</w:t>
+      </w:r>
+    </w:p>
+    <w:p>
+      <w:pPr>
+        <w:spacing w:after="80"/>
+      </w:pPr>
+      <w:r>
+        <w:rPr>
+          <w:i/>
+          <w:color w:val="707070"/>
+          <w:sz w:val="18"/>
+        </w:rPr>
+        <w:t>Find the sentence describing the RAG retrieval step — it currently says 'retrieve top-60% jobs'. Replace with the updated text that includes threshold-based retrieval.</w:t>
+      </w:r>
+    </w:p>
+    <w:p>
+      <w:pPr>
+        <w:shd w:val="clear" w:color="auto" w:fill="FFE5E5"/>
+        <w:spacing w:after="80"/>
+        <w:ind w:left="432"/>
+      </w:pPr>
+      <w:r>
+        <w:rPr>
+          <w:color w:val="CC0000"/>
+          <w:sz w:val="20"/>
+        </w:rPr>
+        <w:t>OLD  →  Step 1 — Retrieve: embed all jobs; select the top-K most semantically similar to the student profile (the 'retrieved context'), where K = 60% of the corpus capped at 25.</w:t>
+      </w:r>
+    </w:p>
+    <w:p>
+      <w:pPr>
+        <w:shd w:val="clear" w:color="auto" w:fill="E5FFE5"/>
+        <w:spacing w:after="160"/>
+        <w:ind w:left="432"/>
+      </w:pPr>
+      <w:r>
+        <w:rPr>
+          <w:color w:val="006B1F"/>
+          <w:sz w:val="20"/>
+        </w:rPr>
+        <w:t>NEW  →  Step 1 — Retrieve: embed all jobs; select jobs whose GISMABERT cosine similarity to the student profile exceeds τ = 0.20, supplemented by the top-60% of the corpus (capped at 25) as a fallback. This threshold-first retrieval ensures the context window contains only domain-relevant postings — a CS student's retrieved context will consist primarily of software engineering roles, not Finance or HR vacancies that happen to share surface-level vocabulary.</w:t>
+      </w:r>
+    </w:p>
+    <w:p>
+      <w:pPr>
+        <w:spacing w:before="120" w:after="120"/>
+      </w:pPr>
+      <w:r>
+        <w:rPr>
+          <w:color w:val="CCCCCC"/>
+          <w:sz w:val="16"/>
+        </w:rPr>
+        <w:t>──────────────────────────────────────────────────────────────────────────────────────────</w:t>
+      </w:r>
+    </w:p>
+    <w:p>
+      <w:pPr>
+        <w:pStyle w:val="Heading1"/>
+      </w:pPr>
+      <w:r>
+        <w:rPr>
+          <w:color w:val="1F497D"/>
+        </w:rPr>
+        <w:t>12.  Chapter 5 — Evaluation Discussion</w:t>
+      </w:r>
+    </w:p>
+    <w:p>
+      <w:pPr>
+        <w:spacing w:before="240" w:after="40"/>
+      </w:pPr>
+      <w:r>
+        <w:rPr>
+          <w:b/>
+          <w:color w:val="FF6B00"/>
+          <w:sz w:val="18"/>
+        </w:rPr>
+        <w:t>ADD paragraph at end of skill gap evaluation discussion in Chapter 5</w:t>
+      </w:r>
+    </w:p>
+    <w:p>
+      <w:pPr>
+        <w:spacing w:after="80"/>
+      </w:pPr>
+      <w:r>
+        <w:rPr>
+          <w:i/>
+          <w:color w:val="707070"/>
+          <w:sz w:val="18"/>
+        </w:rPr>
+        <w:t>At the end of the skill gap evaluation discussion (after the results table and approach comparison), add the following paragraph about domain filtering.</w:t>
+      </w:r>
+    </w:p>
+    <w:p>
+      <w:pPr>
+        <w:spacing w:after="160"/>
+        <w:ind w:left="432"/>
+      </w:pPr>
+      <w:r>
+        <w:rPr>
+          <w:sz w:val="20"/>
+        </w:rPr>
+        <w:t>A qualitative limitation of the initial Greedy Set Cover baseline was the recommendation of cross-domain skills to students with a clearly defined programme focus. Because Greedy counts skill frequency across the entire job corpus without any similarity weighting, high-frequency business skills such as 'Excel' and 'SAP' were surfaced even for Computer Science students. The GISMABERT Semantic approach partially mitigates this through similarity-weighted scoring, but without an explicit threshold a fixed top-K window may still include low-similarity, cross-domain jobs. A cosine similarity threshold τ = 0.20 was therefore introduced, restricting the contributing job set to domain-relevant postings. This refinement improves the face validity of recommendations without requiring changes to the evaluation corpus or metrics, and represents a direct practical advantage of GISMABERT-based approaches over exact keyword methods, which have no mechanism to express domain proximity.</w:t>
+      </w:r>
+    </w:p>
+    <w:p>
+      <w:pPr>
+        <w:spacing w:before="120" w:after="120"/>
+      </w:pPr>
+      <w:r>
+        <w:rPr>
+          <w:color w:val="CCCCCC"/>
+          <w:sz w:val="16"/>
+        </w:rPr>
+        <w:t>──────────────────────────────────────────────────────────────────────────────────────────</w:t>
+      </w:r>
+    </w:p>
+    <w:p>
+      <w:pPr>
+        <w:pStyle w:val="Heading1"/>
+      </w:pPr>
+      <w:r>
+        <w:rPr>
+          <w:color w:val="1F497D"/>
+        </w:rPr>
+        <w:t>13.  Section 1.6 Contribution 3 — add domain filtering sentence</w:t>
+      </w:r>
+    </w:p>
+    <w:p>
+      <w:pPr>
+        <w:spacing w:before="240" w:after="40"/>
+      </w:pPr>
+      <w:r>
+        <w:rPr>
+          <w:b/>
+          <w:color w:val="FF6B00"/>
+          <w:sz w:val="18"/>
+        </w:rPr>
+        <w:t>ADD one sentence to Contribution 3 (from Section 4 of this document)</w:t>
+      </w:r>
+    </w:p>
+    <w:p>
+      <w:pPr>
+        <w:spacing w:after="80"/>
+      </w:pPr>
+      <w:r>
+        <w:rPr>
+          <w:i/>
+          <w:color w:val="707070"/>
+          <w:sz w:val="18"/>
+        </w:rPr>
+        <w:t>In the updated Contribution 3 text (from Section 4 of this update document), after 'selected as the production approach', add the following sentence.</w:t>
+      </w:r>
+    </w:p>
+    <w:p>
+      <w:pPr>
+        <w:spacing w:after="160"/>
+        <w:ind w:left="432"/>
+      </w:pPr>
+      <w:r>
+        <w:rPr>
+          <w:sz w:val="20"/>
+        </w:rPr>
+        <w:t>A cosine similarity threshold (τ = 0.20) applied during skill scoring ensures recommendations are restricted to the student's own domain — a Computer Science student will not receive Finance or HR skill suggestions due to corpus-wide frequency effects.</w:t>
+      </w:r>
+    </w:p>
+    <w:p>
+      <w:pPr>
+        <w:spacing w:before="120" w:after="120"/>
+      </w:pPr>
+      <w:r>
+        <w:rPr>
+          <w:color w:val="CCCCCC"/>
+          <w:sz w:val="16"/>
+        </w:rPr>
+        <w:t>──────────────────────────────────────────────────────────────────────────────────────────</w:t>
+      </w:r>
+    </w:p>
+    <w:p>
+      <w:pPr>
+        <w:pStyle w:val="Heading1"/>
+      </w:pPr>
+      <w:r>
+        <w:rPr>
+          <w:color w:val="1F497D"/>
+        </w:rPr>
+        <w:t>14.  Section 2.5 — Greedy Set Cover limitation (Background chapter)</w:t>
+      </w:r>
+    </w:p>
+    <w:p>
+      <w:pPr>
+        <w:spacing w:before="240" w:after="40"/>
+      </w:pPr>
+      <w:r>
+        <w:rPr>
+          <w:b/>
+          <w:color w:val="FF6B00"/>
+          <w:sz w:val="18"/>
+        </w:rPr>
+        <w:t>ADD a limitation sentence at the end of Section 2.5</w:t>
+      </w:r>
+    </w:p>
+    <w:p>
+      <w:pPr>
+        <w:spacing w:after="80"/>
+      </w:pPr>
+      <w:r>
+        <w:rPr>
+          <w:i/>
+          <w:color w:val="707070"/>
+          <w:sz w:val="18"/>
+        </w:rPr>
+        <w:t>At the end of the Greedy Set Cover background section (2.5), add this sentence acknowledging its domain-blindness as motivation for the semantic approaches.</w:t>
+      </w:r>
+    </w:p>
+    <w:p>
+      <w:pPr>
+        <w:spacing w:after="160"/>
+        <w:ind w:left="432"/>
+      </w:pPr>
+      <w:r>
+        <w:rPr>
+          <w:sz w:val="20"/>
+        </w:rPr>
+        <w:t>A notable limitation of the greedy set-cover formulation is its domain-blindness: the algorithm treats all missing skills as equally relevant regardless of whether they belong to the student's target domain. This motivates the GISMABERT Semantic and RAG-Inspired approaches developed in Chapter 4, which use domain-aware cosine similarity to weight and filter the contributing job set.</w:t>
+      </w:r>
+    </w:p>
     <w:sectPr>
       <w:pgSz w:w="12240" w:h="15840"/>
       <w:pgMar w:top="1440" w:right="1728" w:bottom="1440" w:left="1728" w:header="720" w:footer="720" w:gutter="0"/>
